--- a/document_templates/russian_library/Исковые_заявления/Семейные_споры/шаблон_Исковое_заявление_о_взыскании_алиментов_без_развода.docx
+++ b/document_templates/russian_library/Исковые_заявления/Семейные_споры/шаблон_Исковое_заявление_о_взыскании_алиментов_без_развода.docx
@@ -28,7 +28,7 @@
           <w:szCs w:val="24"/>
           <w:lang w:val="en-US"/>
         </w:rPr>
-        <w:t xml:space="preserve">{{ w_t_w_r_w_prooferr_w_type_spellstart_w_r_w_rsidr_00161ff2_w_rpr_w_rfonts_w_ascii_times_new_roman_w_hansi_times_new_roman_w_cs_times_new_roman_w_sz_w_val_24_w_szcs_w_val_24_w_lang_w_val_en_us_w_rpr_w_t_court_name_w_t_w_r_w_prooferr_w_type_spellend_w_r_w_rsidr_00161ff2_w_rpr_w_rfonts_w_ascii_times_new_roman_w_hansi_times_new_roman_w_cs_times_new_roman_w_sz_w_val_24_w_szcs_w_val_24_w_lang_w_val_en_us_w_rpr_w_t_xml_space_preserve }}</w:t>
+        <w:t xml:space="preserve">{{ court_name }}</w:t>
       </w:r>
     </w:p>
     <w:p>
@@ -42,15 +42,14 @@
           <w:lang w:val="en-US"/>
         </w:rPr>
       </w:pPr>
-      <w:proofErr w:type="gramStart"/>
-      <w:r>
-        <w:rPr>
-          <w:rFonts w:ascii="Times New Roman" w:hAnsi="Times New Roman" w:cs="Times New Roman"/>
-          <w:sz w:val="24"/>
-          <w:szCs w:val="24"/>
-          <w:lang w:val="en-US"/>
-        </w:rPr>
-        <w:t xml:space="preserve">{{ w_t_w_r_w_prooferr_w_type_spellstart_w_r_w_rpr_w_rfonts_w_ascii_times_new_roman_w_hansi_times_new_roman_w_cs_times_new_roman_w_sz_w_val_24_w_szcs_w_val_24_w_lang_w_val_en_us_w_rpr_w_t_court_w_t_w_r_w_prooferr_w_type_gramend_w_r_w_rsidrpr_00c656ba_w_rpr_w_rfonts_w_ascii_times_new_roman_w_hansi_times_new_roman_w_cs_times_new_roman_w_sz_w_val_24_w_szcs_w_val_24_w_lang_w_val_en_us_w_rpr_w_t_w_t_w_r_w_r_w_rpr_w_rfonts_w_ascii_times_new_roman_w_hansi_times_new_roman_w_cs_times_new_roman_w_sz_w_val_24_w_szcs_w_val_24_w_lang_w_val_en_us_w_rpr_w_t_address_w_t_w_r_w_prooferr_w_type_spellend_w_r_w_rsidrpr_00c656ba_w_rpr_w_rfonts_w_ascii_times_new_roman_w_hansi_times_new_roman_w_cs_times_new_roman_w_sz_w_val_24_w_szcs_w_val_24_w_lang_w_val_en_us_w_rpr_w_t_xml_space_preserve }}</w:t>
+      <w:r>
+        <w:rPr>
+          <w:rFonts w:ascii="Times New Roman" w:hAnsi="Times New Roman" w:cs="Times New Roman"/>
+          <w:sz w:val="24"/>
+          <w:szCs w:val="24"/>
+          <w:lang w:val="en-US"/>
+        </w:rPr>
+        <w:t xml:space="preserve">{{ court_address }}</w:t>
       </w:r>
     </w:p>
     <w:p>
@@ -143,7 +142,7 @@
           <w:szCs w:val="24"/>
           <w:lang w:val="en-US"/>
         </w:rPr>
-        <w:t xml:space="preserve">: {{ w_t_w_r_w_prooferr_w_type_spellstart_w_r_w_rpr_w_rfonts_w_ascii_times_new_roman_w_hansi_times_new_roman_w_cs_times_new_roman_w_sz_w_val_24_w_szcs_w_val_24_w_lang_w_val_en_us_w_rpr_w_t_plaintiff_w_t_w_r_w_r_w_rsidrpr_00161ff2_w_rpr_w_rfonts_w_ascii_times_new_roman_w_hansi_times_new_roman_w_cs_times_new_roman_w_sz_w_val_24_w_szcs_w_val_24_w_lang_w_val_en_us_w_rpr_w_t_w_t_w_r_w_r_w_rpr_w_rfonts_w_ascii_times_new_roman_w_hansi_times_new_roman_w_cs_times_new_roman_w_sz_w_val_24_w_szcs_w_val_24_w_lang_w_val_en_us_w_rpr_w_t_registration_address_w_t_w_r_w_prooferr_w_type_spellend_w_r_w_rpr_w_rfonts_w_ascii_times_new_roman_w_hansi_times_new_roman_w_cs_times_new_roman_w_sz_w_val_24_w_szcs_w_val_24_w_lang_w_val_en_us_w_rpr_w_t_xml_space_preserve }}</w:t>
+        <w:t xml:space="preserve">: {{ plaintiff_registration_address }}</w:t>
       </w:r>
     </w:p>
     <w:p>
@@ -181,7 +180,7 @@
           <w:szCs w:val="24"/>
           <w:lang w:val="en-US"/>
         </w:rPr>
-        <w:t xml:space="preserve">{{ w_t_w_r_w_prooferr_w_type_spellstart_w_r_w_rpr_w_rfonts_w_ascii_times_new_roman_w_hansi_times_new_roman_w_cs_times_new_roman_w_sz_w_val_24_w_szcs_w_val_24_w_lang_w_val_en_us_w_rpr_w_t_passport_plaintiff_w_t_w_r_w_prooferr_w_type_spellend_w_r_w_rpr_w_rfonts_w_ascii_times_new_roman_w_hansi_times_new_roman_w_cs_times_new_roman_w_sz_w_val_24_w_szcs_w_val_24_w_lang_w_val_en_us_w_rpr_w_t_xml_space_preserve }}</w:t>
+        <w:t xml:space="preserve">{{ passport_plaintiff }}</w:t>
       </w:r>
     </w:p>
     <w:p>
@@ -219,7 +218,7 @@
           <w:szCs w:val="24"/>
           <w:lang w:val="en-US"/>
         </w:rPr>
-        <w:t xml:space="preserve">{{ w_t_w_r_w_r_w_rsidr_00161ff2_w_rpr_w_rfonts_w_ascii_times_new_roman_w_hansi_times_new_roman_w_cs_times_new_roman_w_sz_w_val_24_w_szcs_w_val_24_w_lang_w_val_en_us_w_rpr_w_t_defendant_w_t_w_r_w_r_w_rsidr_00161ff2_w_rsidrpr_00c656ba_w_rpr_w_rfonts_w_ascii_times_new_roman_w_hansi_times_new_roman_w_cs_times_new_roman_w_sz_w_val_24_w_szcs_w_val_24_w_lang_w_val_en_us_w_rpr_w_t_xml_space_preserve }}</w:t>
+        <w:t xml:space="preserve">{{ defendant }}</w:t>
       </w:r>
     </w:p>
     <w:p>
@@ -274,7 +273,7 @@
           <w:szCs w:val="24"/>
           <w:lang w:val="en-US"/>
         </w:rPr>
-        <w:t xml:space="preserve">{{ w_t_w_r_w_prooferr_w_type_spellstart_w_r_w_rsidr_00161ff2_w_rpr_w_rfonts_w_ascii_times_new_roman_w_hansi_times_new_roman_w_cs_times_new_roman_w_sz_w_val_24_w_szcs_w_val_24_w_lang_w_val_en_us_w_rpr_w_t_defendant_registration_address_w_t_w_r_w_prooferr_w_type_spellend_w_r_w_rsidr_00161ff2_w_rpr_w_rfonts_w_ascii_times_new_roman_w_hansi_times_new_roman_w_cs_times_new_roman_w_sz_w_val_24_w_szcs_w_val_24_w_lang_w_val_en_us_w_rpr_w_t_xml_space_preserve }}</w:t>
+        <w:t xml:space="preserve">{{ defendant_registration_address }}</w:t>
       </w:r>
     </w:p>
     <w:p>
@@ -301,7 +300,7 @@
           <w:sz w:val="24"/>
           <w:szCs w:val="24"/>
         </w:rPr>
-        <w:t xml:space="preserve">{{ w_t_w_r_w_r_w_rpr_w_rfonts_w_ascii_times_new_roman_w_hansi_times_new_roman_w_cs_times_new_roman_w_sz_w_val_24_w_szcs_w_val_24_w_lang_w_val_en_us_w_rpr_w_t_passport_w_t_w_r_w_r_w_rsidrpr_00161ff2_w_rpr_w_rfonts_w_ascii_times_new_roman_w_hansi_times_new_roman_w_cs_times_new_roman_w_sz_w_val_24_w_szcs_w_val_24_w_rpr_w_t_w_t_w_r_w_r_w_rpr_w_rfonts_w_ascii_times_new_roman_w_hansi_times_new_roman_w_cs_times_new_roman_w_sz_w_val_24_w_szcs_w_val_24_w_lang_w_val_en_us_w_rpr_w_t_defendant_w_t_w_r_w_r_w_rsidrpr_00c656ba_w_rpr_w_rfonts_w_ascii_times_new_roman_w_hansi_times_new_roman_w_cs_times_new_roman_w_sz_w_val_24_w_szcs_w_val_24_w_rpr_w_t_xml_space_preserve }}</w:t>
+        <w:t xml:space="preserve">{{ passport_defendant }}</w:t>
       </w:r>
     </w:p>
     <w:p>
@@ -346,7 +345,7 @@
           <w:sz w:val="24"/>
           <w:szCs w:val="24"/>
         </w:rPr>
-        <w:t xml:space="preserve">{{ w_t_w_r_w_r_w_rsidr_00161ff2_w_rpr_w_rfonts_w_ascii_times_new_roman_w_hansi_times_new_roman_w_cs_times_new_roman_w_sz_w_val_24_w_szcs_w_val_24_w_lang_w_val_en_us_w_rpr_w_t_plaintiff_w_t_w_r_w_r_w_rsidr_00161ff2_w_rsidrpr_00161ff2_w_rpr_w_rfonts_w_ascii_times_new_roman_w_hansi_times_new_roman_w_cs_times_new_roman_w_sz_w_val_24_w_szcs_w_val_24_w_rpr_w_t_xml_space_preserve }}</w:t>
+        <w:t xml:space="preserve">{{ plaintiff }}</w:t>
       </w:r>
       <w:r>
         <w:rPr>
@@ -362,7 +361,7 @@
           <w:sz w:val="24"/>
           <w:szCs w:val="24"/>
         </w:rPr>
-        <w:t xml:space="preserve">{{ w_t_w_r_w_r_w_rsidr_00161ff2_w_rpr_w_rfonts_w_ascii_times_new_roman_w_hansi_times_new_roman_w_cs_times_new_roman_w_sz_w_val_24_w_szcs_w_val_24_w_lang_w_val_en_us_w_rpr_w_t_date_w_t_w_r_w_r_w_rsidr_00161ff2_w_rsidrpr_00161ff2_w_rpr_w_rfonts_w_ascii_times_new_roman_w_hansi_times_new_roman_w_cs_times_new_roman_w_sz_w_val_24_w_szcs_w_val_24_w_rpr_w_t_w_t_w_r_w_r_w_rsidr_00161ff2_w_rpr_w_rfonts_w_ascii_times_new_roman_w_hansi_times_new_roman_w_cs_times_new_roman_w_sz_w_val_24_w_szcs_w_val_24_w_lang_w_val_en_us_w_rpr_w_t_from_w_t_w_r_w_r_w_rsidr_00161ff2_w_rsidrpr_00161ff2_w_rpr_w_rfonts_w_ascii_times_new_roman_w_hansi_times_new_roman_w_cs_times_new_roman_w_sz_w_val_24_w_szcs_w_val_24_w_rpr_w_t_xml_space_preserve }}</w:t>
+        <w:t xml:space="preserve">{{ date_from }}</w:t>
       </w:r>
       <w:r>
         <w:rPr>
@@ -378,7 +377,7 @@
           <w:sz w:val="24"/>
           <w:szCs w:val="24"/>
         </w:rPr>
-        <w:t xml:space="preserve">{{ w_t_w_r_w_r_w_rsidr_00161ff2_w_rpr_w_rfonts_w_ascii_times_new_roman_w_hansi_times_new_roman_w_cs_times_new_roman_w_sz_w_val_24_w_szcs_w_val_24_w_lang_w_val_en_us_w_rpr_w_t_children_w_t_w_r_w_r_w_rsidr_00161ff2_w_rsidrpr_00161ff2_w_rpr_w_rfonts_w_ascii_times_new_roman_w_hansi_times_new_roman_w_cs_times_new_roman_w_sz_w_val_24_w_szcs_w_val_24_w_rpr_w_t_w_t_w_r_w_r_w_rsidr_00161ff2_w_rpr_w_rfonts_w_ascii_times_new_roman_w_hansi_times_new_roman_w_cs_times_new_roman_w_sz_w_val_24_w_szcs_w_val_24_w_lang_w_val_en_us_w_rpr_w_t_name_w_t_w_r_w_r_w_rsidr_00161ff2_w_rsidrpr_00161ff2_w_rpr_w_rfonts_w_ascii_times_new_roman_w_hansi_times_new_roman_w_cs_times_new_roman_w_sz_w_val_24_w_szcs_w_val_24_w_rpr_w_t_w_t_w_r_w_r_w_rsidr_00c656ba_w_rpr_w_rfonts_w_ascii_times_new_roman_w_hansi_times_new_roman_w_cs_times_new_roman_w_sz_w_val_24_w_szcs_w_val_24_w_lang_w_val_en_us_w_rpr_w_t_text_w_t_w_r_w_r_w_rsidr_00c656ba_w_rsidrpr_00c656ba_w_rpr_w_rfonts_w_ascii_times_new_roman_w_hansi_times_new_roman_w_cs_times_new_roman_w_sz_w_val_24_w_szcs_w_val_24_w_rpr_w_t_w_t_w_r_w_r_w_rsidr_00c656ba_w_rpr_w_rfonts_w_ascii_times_new_roman_w_hansi_times_new_roman_w_cs_times_new_roman_w_sz_w_val_24_w_szcs_w_val_24_w_lang_w_val_en_us_w_rpr_w_t_third_w_t_w_r_w_r_w_rsidr_00161ff2_w_rsidrpr_00161ff2_w_rpr_w_rfonts_w_ascii_times_new_roman_w_hansi_times_new_roman_w_cs_times_new_roman_w_sz_w_val_24_w_szcs_w_val_24_w_rpr_w_t_xml_space_preserve }}</w:t>
+        <w:t xml:space="preserve">{{ children_name_text_third }}</w:t>
       </w:r>
       <w:r>
         <w:rPr>
@@ -394,7 +393,7 @@
           <w:sz w:val="24"/>
           <w:szCs w:val="24"/>
         </w:rPr>
-        <w:t xml:space="preserve">{{ w_t_w_r_w_r_w_rsidr_00161ff2_w_rpr_w_rfonts_w_ascii_times_new_roman_w_hansi_times_new_roman_w_cs_times_new_roman_w_sz_w_val_24_w_szcs_w_val_24_w_lang_w_val_en_us_w_rpr_w_t_children_w_t_w_r_w_r_w_rsidr_00161ff2_w_rsidrpr_00161ff2_w_rpr_w_rfonts_w_ascii_times_new_roman_w_hansi_times_new_roman_w_cs_times_new_roman_w_sz_w_val_24_w_szcs_w_val_24_w_rpr_w_t_w_t_w_r_w_r_w_rsidr_00161ff2_w_rpr_w_rfonts_w_ascii_times_new_roman_w_hansi_times_new_roman_w_cs_times_new_roman_w_sz_w_val_24_w_szcs_w_val_24_w_lang_w_val_en_us_w_rpr_w_t_year_w_t_w_r_w_r_w_rsidr_00161ff2_w_rsidrpr_00161ff2_w_rpr_w_rfonts_w_ascii_times_new_roman_w_hansi_times_new_roman_w_cs_times_new_roman_w_sz_w_val_24_w_szcs_w_val_24_w_rpr_w_t_w_t_w_r_w_r_w_rsidr_00161ff2_w_rpr_w_rfonts_w_ascii_times_new_roman_w_hansi_times_new_roman_w_cs_times_new_roman_w_sz_w_val_24_w_szcs_w_val_24_w_lang_w_val_en_us_w_rpr_w_t_of_w_t_w_r_w_r_w_rsidr_00161ff2_w_rsidrpr_00161ff2_w_rpr_w_rfonts_w_ascii_times_new_roman_w_hansi_times_new_roman_w_cs_times_new_roman_w_sz_w_val_24_w_szcs_w_val_24_w_rpr_w_t_w_t_w_r_w_r_w_rsidr_00161ff2_w_rpr_w_rfonts_w_ascii_times_new_roman_w_hansi_times_new_roman_w_cs_times_new_roman_w_sz_w_val_24_w_szcs_w_val_24_w_lang_w_val_en_us_w_rpr_w_t_birth_w_t_w_r_w_r_w_rsidr_00161ff2_w_rsidrpr_00161ff2_w_rpr_w_rfonts_w_ascii_times_new_roman_w_hansi_times_new_roman_w_cs_times_new_roman_w_sz_w_val_24_w_szcs_w_val_24_w_rpr_w_t_xml_space_preserve }}</w:t>
+        <w:t xml:space="preserve">{{ children_year_of_birth }}</w:t>
       </w:r>
       <w:r>
         <w:rPr>
@@ -410,7 +409,7 @@
           <w:sz w:val="24"/>
           <w:szCs w:val="24"/>
         </w:rPr>
-        <w:t xml:space="preserve">{{ w_t_w_r_w_r_w_rsidr_00161ff2_w_rpr_w_rfonts_w_ascii_times_new_roman_w_hansi_times_new_roman_w_cs_times_new_roman_w_sz_w_val_24_w_szcs_w_val_24_w_lang_w_val_en_us_w_rpr_w_t_defendant_w_t_w_r_w_r_w_rsidr_00161ff2_w_rsidrpr_00161ff2_w_rpr_w_rfonts_w_ascii_times_new_roman_w_hansi_times_new_roman_w_cs_times_new_roman_w_sz_w_val_24_w_szcs_w_val_24_w_rpr_w_t_w_t_w_r_w_r_w_rsidr_00c656ba_w_rpr_w_rfonts_w_ascii_times_new_roman_w_hansi_times_new_roman_w_cs_times_new_roman_w_sz_w_val_24_w_szcs_w_val_24_w_lang_w_val_en_us_w_rpr_w_t_text_third_w_t_w_r_w_r_w_rsidr_00161ff2_w_rsidrpr_00161ff2_w_rpr_w_rfonts_w_ascii_times_new_roman_w_hansi_times_new_roman_w_cs_times_new_roman_w_sz_w_val_24_w_szcs_w_val_24_w_rpr_w_t_xml_space_preserve }}</w:t>
+        <w:t xml:space="preserve">{{ defendant_text_third }}</w:t>
       </w:r>
       <w:r>
         <w:rPr>
@@ -426,7 +425,7 @@
           <w:sz w:val="24"/>
           <w:szCs w:val="24"/>
         </w:rPr>
-        <w:t xml:space="preserve">{{ w_t_w_r_w_r_w_rsidr_00161ff2_w_rpr_w_rfonts_w_ascii_times_new_roman_w_hansi_times_new_roman_w_cs_times_new_roman_w_sz_w_val_24_w_szcs_w_val_24_w_lang_w_val_en_us_w_rpr_w_t_date_w_t_w_r_w_r_w_rsidr_00161ff2_w_rsidrpr_00161ff2_w_rpr_w_rfonts_w_ascii_times_new_roman_w_hansi_times_new_roman_w_cs_times_new_roman_w_sz_w_val_24_w_szcs_w_val_24_w_rpr_w_t_w_t_w_r_w_r_w_rsidr_00161ff2_w_rpr_w_rfonts_w_ascii_times_new_roman_w_hansi_times_new_roman_w_cs_times_new_roman_w_sz_w_val_24_w_szcs_w_val_24_w_lang_w_val_en_us_w_rpr_w_t_of_w_t_w_r_w_r_w_rsidr_00161ff2_w_rsidrpr_00161ff2_w_rpr_w_rfonts_w_ascii_times_new_roman_w_hansi_times_new_roman_w_cs_times_new_roman_w_sz_w_val_24_w_szcs_w_val_24_w_rpr_w_t_w_t_w_r_w_r_w_rsidr_00161ff2_w_rpr_w_rfonts_w_ascii_times_new_roman_w_hansi_times_new_roman_w_cs_times_new_roman_w_sz_w_val_24_w_szcs_w_val_24_w_lang_w_val_en_us_w_rpr_w_t_leaving_w_t_w_r_w_r_w_rsidr_00161ff2_w_rsidrpr_00161ff2_w_rpr_w_rfonts_w_ascii_times_new_roman_w_hansi_times_new_roman_w_cs_times_new_roman_w_sz_w_val_24_w_szcs_w_val_24_w_rpr_w_t_w_t_w_r_w_r_w_rsidr_00161ff2_w_rpr_w_rfonts_w_ascii_times_new_roman_w_hansi_times_new_roman_w_cs_times_new_roman_w_sz_w_val_24_w_szcs_w_val_24_w_lang_w_val_en_us_w_rpr_w_t_family_w_t_w_r_w_r_w_rsidr_00161ff2_w_rsidrpr_00161ff2_w_rpr_w_rfonts_w_ascii_times_new_roman_w_hansi_times_new_roman_w_cs_times_new_roman_w_sz_w_val_24_w_szcs_w_val_24_w_rpr_w_t_xml_space_preserve }}</w:t>
+        <w:t xml:space="preserve">{{ date_of_leaving_family }}</w:t>
       </w:r>
       <w:r>
         <w:rPr>
@@ -460,7 +459,7 @@
           <w:sz w:val="24"/>
           <w:szCs w:val="24"/>
         </w:rPr>
-        <w:t xml:space="preserve">{{ w_t_w_r_w_r_w_rsidr_00161ff2_w_rpr_w_rfonts_w_ascii_times_new_roman_w_hansi_times_new_roman_w_cs_times_new_roman_w_sz_w_val_24_w_szcs_w_val_24_w_lang_w_val_en_us_w_rpr_w_t_plot_w_t_w_r_w_r_w_rsidr_00161ff2_w_rsidrpr_00161ff2_w_rpr_w_rfonts_w_ascii_times_new_roman_w_hansi_times_new_roman_w_cs_times_new_roman_w_sz_w_val_24_w_szcs_w_val_24_w_rpr_w_t_w_t_w_r_w_r_w_rsidr_00161ff2_w_rpr_w_rfonts_w_ascii_times_new_roman_w_hansi_times_new_roman_w_cs_times_new_roman_w_sz_w_val_24_w_szcs_w_val_24_w_lang_w_val_en_us_w_rpr_w_t_number_w_t_w_r_w_r_w_rsidr_00161ff2_w_rsidrpr_00161ff2_w_rpr_w_rfonts_w_ascii_times_new_roman_w_hansi_times_new_roman_w_cs_times_new_roman_w_sz_w_val_24_w_szcs_w_val_24_w_rpr_w_t_xml_space_preserve }}</w:t>
+        <w:t xml:space="preserve">{{ plot_number }}</w:t>
       </w:r>
       <w:r>
         <w:rPr>
@@ -476,7 +475,7 @@
           <w:sz w:val="24"/>
           <w:szCs w:val="24"/>
         </w:rPr>
-        <w:t xml:space="preserve">{{ w_t_w_r_w_r_w_rsidr_00161ff2_w_rpr_w_rfonts_w_ascii_times_new_roman_w_hansi_times_new_roman_w_cs_times_new_roman_w_sz_w_val_24_w_szcs_w_val_24_w_lang_w_val_en_us_w_rpr_w_t_plot_w_t_w_r_w_r_w_rsidr_00161ff2_w_rsidrpr_00161ff2_w_rpr_w_rfonts_w_ascii_times_new_roman_w_hansi_times_new_roman_w_cs_times_new_roman_w_sz_w_val_24_w_szcs_w_val_24_w_rpr_w_t_w_t_w_r_w_r_w_rsidr_00161ff2_w_rpr_w_rfonts_w_ascii_times_new_roman_w_hansi_times_new_roman_w_cs_times_new_roman_w_sz_w_val_24_w_szcs_w_val_24_w_lang_w_val_en_us_w_rpr_w_t_address_w_t_w_r_w_r_w_rsidr_00161ff2_w_rsidrpr_00161ff2_w_rpr_w_rfonts_w_ascii_times_new_roman_w_hansi_times_new_roman_w_cs_times_new_roman_w_sz_w_val_24_w_szcs_w_val_24_w_rpr_w_t_xml_space_preserve }}</w:t>
+        <w:t xml:space="preserve">{{ plot_address }}</w:t>
       </w:r>
       <w:r>
         <w:rPr>
@@ -510,7 +509,7 @@
           <w:sz w:val="24"/>
           <w:szCs w:val="24"/>
         </w:rPr>
-        <w:t xml:space="preserve">{{ w_t_w_r_w_r_w_rsidr_00161ff2_w_rpr_w_rfonts_w_ascii_times_new_roman_w_hansi_times_new_roman_w_cs_times_new_roman_w_sz_w_val_24_w_szcs_w_val_24_w_lang_w_val_en_us_w_rpr_w_t_defendant_w_t_w_r_w_r_w_rsidr_00161ff2_w_rsidrpr_00161ff2_w_rpr_w_rfonts_w_ascii_times_new_roman_w_hansi_times_new_roman_w_cs_times_new_roman_w_sz_w_val_24_w_szcs_w_val_24_w_rpr_w_t_xml_space_preserve }}</w:t>
+        <w:t xml:space="preserve">{{ defendant }}</w:t>
       </w:r>
       <w:r>
         <w:rPr>
@@ -568,7 +567,7 @@
           <w:sz w:val="24"/>
           <w:szCs w:val="24"/>
         </w:rPr>
-        <w:t xml:space="preserve">{{ w_t_w_r_w_r_w_rsidr_00161ff2_w_rpr_w_rfonts_w_ascii_times_new_roman_w_hansi_times_new_roman_w_cs_times_new_roman_w_sz_w_val_24_w_szcs_w_val_24_w_lang_w_val_en_us_w_rpr_w_t_defendant_w_t_w_r_w_r_w_rsidr_00161ff2_w_rsidrpr_00161ff2_w_rpr_w_rfonts_w_ascii_times_new_roman_w_hansi_times_new_roman_w_cs_times_new_roman_w_sz_w_val_24_w_szcs_w_val_24_w_rpr_w_t_w_t_w_r_w_r_w_rsidr_00c656ba_w_rpr_w_rfonts_w_ascii_times_new_roman_w_hansi_times_new_roman_w_cs_times_new_roman_w_sz_w_val_24_w_szcs_w_val_24_w_lang_w_val_en_us_w_rpr_w_t_text_w_t_w_r_w_r_w_rsidr_00161ff2_w_rsidrpr_00161ff2_w_rpr_w_rfonts_w_ascii_times_new_roman_w_hansi_times_new_roman_w_cs_times_new_roman_w_sz_w_val_24_w_szcs_w_val_24_w_rpr_w_t_xml_space_preserve }}</w:t>
+        <w:t xml:space="preserve">{{ defendant_text }}</w:t>
       </w:r>
       <w:r>
         <w:rPr>
@@ -584,7 +583,7 @@
           <w:sz w:val="24"/>
           <w:szCs w:val="24"/>
         </w:rPr>
-        <w:t xml:space="preserve"> {{ w_t_w_r_w_r_w_rsidr_00161ff2_w_rpr_w_rfonts_w_ascii_times_new_roman_w_hansi_times_new_roman_w_cs_times_new_roman_w_sz_w_val_24_w_szcs_w_val_24_w_lang_w_val_en_us_w_rpr_w_t_part_w_t_w_r_w_r_w_rsidr_00161ff2_w_rsidrpr_00161ff2_w_rpr_w_rfonts_w_ascii_times_new_roman_w_hansi_times_new_roman_w_cs_times_new_roman_w_sz_w_val_24_w_szcs_w_val_24_w_rpr_w_t_xml_space_preserve }}</w:t>
+        <w:t xml:space="preserve"> {{ part }}</w:t>
       </w:r>
       <w:r>
         <w:rPr>
@@ -600,7 +599,7 @@
           <w:sz w:val="24"/>
           <w:szCs w:val="24"/>
         </w:rPr>
-        <w:t xml:space="preserve">{{ w_t_w_r_w_r_w_rsidr_00161ff2_w_rpr_w_rfonts_w_ascii_times_new_roman_w_hansi_times_new_roman_w_cs_times_new_roman_w_sz_w_val_24_w_szcs_w_val_24_w_lang_w_val_en_us_w_rpr_w_t_children_w_t_w_r_w_r_w_rsidr_00161ff2_w_rsidrpr_00161ff2_w_rpr_w_rfonts_w_ascii_times_new_roman_w_hansi_times_new_roman_w_cs_times_new_roman_w_sz_w_val_24_w_szcs_w_val_24_w_rpr_w_t_w_t_w_r_w_r_w_rsidr_00161ff2_w_rpr_w_rfonts_w_ascii_times_new_roman_w_hansi_times_new_roman_w_cs_times_new_roman_w_sz_w_val_24_w_szcs_w_val_24_w_lang_w_val_en_us_w_rpr_w_t_name_w_t_w_r_w_r_w_rsidr_00161ff2_w_rsidrpr_00161ff2_w_rpr_w_rfonts_w_ascii_times_new_roman_w_hansi_times_new_roman_w_cs_times_new_roman_w_sz_w_val_24_w_szcs_w_val_24_w_rpr_w_t_w_t_w_r_w_r_w_rsidr_00c656ba_w_rpr_w_rfonts_w_ascii_times_new_roman_w_hansi_times_new_roman_w_cs_times_new_roman_w_sz_w_val_24_w_szcs_w_val_24_w_lang_w_val_en_us_w_rpr_w_t_text_w_t_w_r_w_r_w_rsidr_00161ff2_w_rsidrpr_00161ff2_w_rpr_w_rfonts_w_ascii_times_new_roman_w_hansi_times_new_roman_w_cs_times_new_roman_w_sz_w_val_24_w_szcs_w_val_24_w_rpr_w_t_xml_space_preserve }}</w:t>
+        <w:t xml:space="preserve">{{ children_name_text }}</w:t>
       </w:r>
       <w:r>
         <w:rPr>
@@ -622,15 +621,14 @@
           <w:lang w:val="en-US"/>
         </w:rPr>
       </w:pPr>
-      <w:proofErr w:type="gramStart"/>
-      <w:r>
-        <w:rPr>
-          <w:rFonts w:ascii="Times New Roman" w:hAnsi="Times New Roman" w:cs="Times New Roman"/>
-          <w:sz w:val="24"/>
-          <w:szCs w:val="24"/>
-          <w:lang w:val="en-US"/>
-        </w:rPr>
-        <w:t>{{ plaintiff_w_t_w_r_w_prooferr_w_type_gramend_w_r_w_rpr_w_rfonts_w_ascii_times_new_roman_w_hansi_times_new_roman_w_cs_times_new_roman_w_sz_w_val_24_w_szcs_w_val_24_w_lang_w_val_en_us_w_rpr_w_t_xml_space_preserve }}</w:t>
+      <w:r>
+        <w:rPr>
+          <w:rFonts w:ascii="Times New Roman" w:hAnsi="Times New Roman" w:cs="Times New Roman"/>
+          <w:sz w:val="24"/>
+          <w:szCs w:val="24"/>
+          <w:lang w:val="en-US"/>
+        </w:rPr>
+        <w:t>{{ plaintiff }}</w:t>
       </w:r>
       <w:r>
         <w:rPr>
@@ -650,7 +648,7 @@
           <w:szCs w:val="24"/>
           <w:lang w:val="en-US"/>
         </w:rPr>
-        <w:t xml:space="preserve">{{ w_t_w_r_w_r_w_rsidr_00c656ba_w_rpr_w_rfonts_w_ascii_times_new_roman_w_hansi_times_new_roman_w_cs_times_new_roman_w_i_w_ics_w_sz_w_val_24_w_szcs_w_val_24_w_lang_w_val_en_us_w_rpr_w_t_signature_w_t_w_r_w_r_w_rpr_w_rfonts_w_ascii_times_new_roman_w_hansi_times_new_roman_w_cs_times_new_roman_w_i_w_ics_w_sz_w_val_24_w_szcs_w_val_24_w_lang_w_val_en_us_w_rpr_w_t_xml_space_preserve }}</w:t>
+        <w:t xml:space="preserve">{{ signature }}</w:t>
       </w:r>
       <w:r>
         <w:rPr>
